--- a/documentacion/capstone/Fase_2/Evidencias_Individuales/Material_de_Apoyo/2.2_APT122_AutoevaluacionAvance_Fase2_Tapia_Samantha_HOJA_DE_APOYO.docx
+++ b/documentacion/capstone/Fase_2/Evidencias_Individuales/Material_de_Apoyo/2.2_APT122_AutoevaluacionAvance_Fase2_Tapia_Samantha_HOJA_DE_APOYO.docx
@@ -379,7 +379,7 @@
               <w:rPr>
                 <w:sz w:val="18"/>
               </w:rPr>
-              <w:t>Las fichas y el código no reemplazan pantallazos, casos de prueba ni demostraciones adjuntas. Estas evidencias visuales siguen pendientes por decisión del equipo.</w:t>
+              <w:t>Las fichas y el código no reemplazan pantallazos, casos de prueba ni demostraciones adjuntas. Ya existen seis imágenes de SQLite, comunicación ESP32–API, evento repetido y hardware; faltan interfaz, exportación, nueva asistencia correlacionada y piloto.</w:t>
             </w:r>
           </w:p>
         </w:tc>
@@ -614,7 +614,7 @@
               <w:rPr>
                 <w:sz w:val="18"/>
               </w:rPr>
-              <w:t>La guía 2.4 se encuentra redactada como borrador de tres páginas y usa terminología técnica del proyecto.</w:t>
+              <w:t>La guía 2.4 dispone de una versión para revisión con anexos A1–A3 y B1–B3; conserva el borrador anterior como historial.</w:t>
             </w:r>
           </w:p>
         </w:tc>
@@ -772,7 +772,7 @@
               <w:rPr>
                 <w:sz w:val="18"/>
               </w:rPr>
-              <w:t>La pauta 2.2 también pide formato técnico con portada, índice, abstract, desarrollo, conclusiones y reflexión: confirmar con el docente cómo se relaciona con la plantilla breve 2.4.</w:t>
+              <w:t>La pauta 2.2 también pide formato técnico con portada, índice, abstract, desarrollo, conclusiones y reflexión: confirmar cómo complementan la guía 2.4; la traducción completa optativa no exime por sí sola esos apartados.</w:t>
             </w:r>
           </w:p>
         </w:tc>
@@ -1068,7 +1068,7 @@
         <w:rPr>
           <w:sz w:val="18"/>
         </w:rPr>
-        <w:t>Revisar si el informe 2.4 incorpora efectivamente los anexos; por ahora las capturas técnicas siguen pendientes.</w:t>
+        <w:t>Revisar si el informe 2.4 incorpora efectivamente los anexos; ya incluye evidencias parciales en B1–B3; las pruebas de cierre siguen pendientes.</w:t>
       </w:r>
     </w:p>
     <w:p>
